--- a/Chemistry/Units/05-Chemical Reactions and Stoichiometry/Unit Plan.docx
+++ b/Chemistry/Units/05-Chemical Reactions and Stoichiometry/Unit Plan.docx
@@ -316,7 +316,7 @@
                 <w:sz w:val="22"/>
                 <w:u w:val="none"/>
               </w:rPr>
-              <w:t>Evidence of Chemical Reactions and Conservation of Mass</w:t>
+              <w:t>Evidence of Chemical Reactions and Conservation of Mass (Day 1 of 3)</w:t>
             </w:r>
           </w:p>
         </w:tc>
@@ -335,7 +335,7 @@
                 <w:sz w:val="22"/>
                 <w:u w:val="none"/>
               </w:rPr>
-              <w:t>3</w:t>
+              <w:t>1</w:t>
             </w:r>
           </w:p>
         </w:tc>
@@ -354,7 +354,7 @@
                 <w:sz w:val="22"/>
                 <w:u w:val="none"/>
               </w:rPr>
-              <w:t>At the end of 42 minutes I can identify evidence that a chemical reaction has occurred and demonstrate that mass is cons...</w:t>
+              <w:t>At the end of 42 minutes I can define and describe key concepts related to: identify evidence that a chemical reaction h...</w:t>
             </w:r>
           </w:p>
         </w:tc>
@@ -396,7 +396,7 @@
                 <w:sz w:val="22"/>
                 <w:u w:val="none"/>
               </w:rPr>
-              <w:t>Balancing Chemical Equations</w:t>
+              <w:t>Evidence of Chemical Reactions and Conservation of Mass (Day 2 of 3)</w:t>
             </w:r>
           </w:p>
         </w:tc>
@@ -416,7 +416,7 @@
                 <w:sz w:val="22"/>
                 <w:u w:val="none"/>
               </w:rPr>
-              <w:t>3</w:t>
+              <w:t>1</w:t>
             </w:r>
           </w:p>
         </w:tc>
@@ -436,7 +436,7 @@
                 <w:sz w:val="22"/>
                 <w:u w:val="none"/>
               </w:rPr>
-              <w:t>At the end of 42 minutes I can balance chemical equations by adjusting coefficients to ensure the same number of each ty...</w:t>
+              <w:t>At the end of 42 minutes I can apply and compare concepts and identify evidence that a chemical reaction has occurred an...</w:t>
             </w:r>
           </w:p>
         </w:tc>
@@ -476,7 +476,7 @@
                 <w:sz w:val="22"/>
                 <w:u w:val="none"/>
               </w:rPr>
-              <w:t>Types of Chemical Reactions: Synthesis, Decomposition, and Combustion</w:t>
+              <w:t>Evidence of Chemical Reactions and Conservation of Mass (Day 3 of 3)</w:t>
             </w:r>
           </w:p>
         </w:tc>
@@ -495,7 +495,7 @@
                 <w:sz w:val="22"/>
                 <w:u w:val="none"/>
               </w:rPr>
-              <w:t>2</w:t>
+              <w:t>1</w:t>
             </w:r>
           </w:p>
         </w:tc>
@@ -514,7 +514,7 @@
                 <w:sz w:val="22"/>
                 <w:u w:val="none"/>
               </w:rPr>
-              <w:t>At the end of 42 minutes I can classify chemical reactions as synthesis, decomposition, or combustion and predict produc...</w:t>
+              <w:t>At the end of 42 minutes I can evaluate and explain my understanding to identify evidence that a chemical reaction has o...</w:t>
             </w:r>
           </w:p>
         </w:tc>
@@ -556,7 +556,7 @@
                 <w:sz w:val="22"/>
                 <w:u w:val="none"/>
               </w:rPr>
-              <w:t>Single and Double Replacement Reactions</w:t>
+              <w:t>Balancing Chemical Equations (Day 1 of 3)</w:t>
             </w:r>
           </w:p>
         </w:tc>
@@ -576,7 +576,7 @@
                 <w:sz w:val="22"/>
                 <w:u w:val="none"/>
               </w:rPr>
-              <w:t>3</w:t>
+              <w:t>1</w:t>
             </w:r>
           </w:p>
         </w:tc>
@@ -596,7 +596,7 @@
                 <w:sz w:val="22"/>
                 <w:u w:val="none"/>
               </w:rPr>
-              <w:t>At the end of 42 minutes I can classify reactions as single or double replacement, use the activity series to predict wh...</w:t>
+              <w:t>At the end of 42 minutes I can define and describe key concepts related to: balance chemical equations by adjusting coef...</w:t>
             </w:r>
           </w:p>
         </w:tc>
@@ -636,7 +636,7 @@
                 <w:sz w:val="22"/>
                 <w:u w:val="none"/>
               </w:rPr>
-              <w:t>Mole Ratios and Introduction to Stoichiometry</w:t>
+              <w:t>Balancing Chemical Equations (Day 2 of 3)</w:t>
             </w:r>
           </w:p>
         </w:tc>
@@ -655,7 +655,7 @@
                 <w:sz w:val="22"/>
                 <w:u w:val="none"/>
               </w:rPr>
-              <w:t>2</w:t>
+              <w:t>1</w:t>
             </w:r>
           </w:p>
         </w:tc>
@@ -674,7 +674,7 @@
                 <w:sz w:val="22"/>
                 <w:u w:val="none"/>
               </w:rPr>
-              <w:t>At the end of 42 minutes I can interpret the coefficients in a balanced equation as mole ratios and use them to calculat...</w:t>
+              <w:t>At the end of 42 minutes I can apply and compare concepts and balance chemical equations by adjusting coefficients to en...</w:t>
             </w:r>
           </w:p>
         </w:tc>
@@ -716,7 +716,7 @@
                 <w:sz w:val="22"/>
                 <w:u w:val="none"/>
               </w:rPr>
-              <w:t>Mass-to-Mass Stoichiometry</w:t>
+              <w:t>Balancing Chemical Equations (Day 3 of 3)</w:t>
             </w:r>
           </w:p>
         </w:tc>
@@ -736,7 +736,7 @@
                 <w:sz w:val="22"/>
                 <w:u w:val="none"/>
               </w:rPr>
-              <w:t>3</w:t>
+              <w:t>1</w:t>
             </w:r>
           </w:p>
         </w:tc>
@@ -756,7 +756,7 @@
                 <w:sz w:val="22"/>
                 <w:u w:val="none"/>
               </w:rPr>
-              <w:t>At the end of 42 minutes I can perform mass-to-mass stoichiometric calculations by converting grams of a given substance...</w:t>
+              <w:t>At the end of 42 minutes I can evaluate and explain my understanding to balance chemical equations by adjusting coeffici...</w:t>
             </w:r>
           </w:p>
         </w:tc>
@@ -796,7 +796,7 @@
                 <w:sz w:val="22"/>
                 <w:u w:val="none"/>
               </w:rPr>
-              <w:t>Limiting Reagent and Excess Reagent</w:t>
+              <w:t>Types of Chemical Reactions: Synthesis, Decomposition, and Combustion (Day 1 of 2)</w:t>
             </w:r>
           </w:p>
         </w:tc>
@@ -815,7 +815,7 @@
                 <w:sz w:val="22"/>
                 <w:u w:val="none"/>
               </w:rPr>
-              <w:t>3</w:t>
+              <w:t>1</w:t>
             </w:r>
           </w:p>
         </w:tc>
@@ -834,7 +834,7 @@
                 <w:sz w:val="22"/>
                 <w:u w:val="none"/>
               </w:rPr>
-              <w:t>At the end of 42 minutes I can identify the limiting reagent in a chemical reaction and calculate the maximum amount of ...</w:t>
+              <w:t>At the end of 42 minutes I can define and identify key concepts related to: classify chemical reactions as synthesis, de...</w:t>
             </w:r>
           </w:p>
         </w:tc>
@@ -876,7 +876,7 @@
                 <w:sz w:val="22"/>
                 <w:u w:val="none"/>
               </w:rPr>
-              <w:t>Percent Yield</w:t>
+              <w:t>Types of Chemical Reactions: Synthesis, Decomposition, and Combustion (Day 2 of 2)</w:t>
             </w:r>
           </w:p>
         </w:tc>
@@ -896,7 +896,7 @@
                 <w:sz w:val="22"/>
                 <w:u w:val="none"/>
               </w:rPr>
-              <w:t>2</w:t>
+              <w:t>1</w:t>
             </w:r>
           </w:p>
         </w:tc>
@@ -916,7 +916,7 @@
                 <w:sz w:val="22"/>
                 <w:u w:val="none"/>
               </w:rPr>
-              <w:t>At the end of 42 minutes I can calculate the theoretical yield, actual yield, and percent yield of a chemical reaction a...</w:t>
+              <w:t>At the end of 42 minutes I can apply and analyze my understanding to classify chemical reactions as synthesis, decomposi...</w:t>
             </w:r>
           </w:p>
         </w:tc>
@@ -956,7 +956,7 @@
                 <w:sz w:val="22"/>
                 <w:u w:val="none"/>
               </w:rPr>
-              <w:t>Gas Stoichiometry Introduction</w:t>
+              <w:t>Single and Double Replacement Reactions (Day 1 of 3)</w:t>
             </w:r>
           </w:p>
         </w:tc>
@@ -975,7 +975,7 @@
                 <w:sz w:val="22"/>
                 <w:u w:val="none"/>
               </w:rPr>
-              <w:t>2</w:t>
+              <w:t>1</w:t>
             </w:r>
           </w:p>
         </w:tc>
@@ -994,7 +994,7 @@
                 <w:sz w:val="22"/>
                 <w:u w:val="none"/>
               </w:rPr>
-              <w:t>At the end of 42 minutes I can use the molar volume of a gas at STP (22.4 L/mol) to convert between moles and liters in ...</w:t>
+              <w:t>At the end of 42 minutes I can define and describe key concepts related to: classify reactions as single or double repla...</w:t>
             </w:r>
           </w:p>
         </w:tc>
@@ -1036,7 +1036,7 @@
                 <w:sz w:val="22"/>
                 <w:u w:val="none"/>
               </w:rPr>
-              <w:t>Stoichiometry Unit Review and Regents Exam Preparation</w:t>
+              <w:t>Single and Double Replacement Reactions (Day 2 of 3)</w:t>
             </w:r>
           </w:p>
         </w:tc>
@@ -1056,7 +1056,7 @@
                 <w:sz w:val="22"/>
                 <w:u w:val="none"/>
               </w:rPr>
-              <w:t>2</w:t>
+              <w:t>1</w:t>
             </w:r>
           </w:p>
         </w:tc>
@@ -1076,7 +1076,1205 @@
                 <w:sz w:val="22"/>
                 <w:u w:val="none"/>
               </w:rPr>
-              <w:t>At the end of 42 minutes I can solve multi-step stoichiometry problems and analyze phenomena-based question clusters int...</w:t>
+              <w:t>At the end of 42 minutes I can apply and compare concepts and classify reactions as single or double replacement, use th...</w:t>
+            </w:r>
+          </w:p>
+        </w:tc>
+      </w:tr>
+      <w:tr>
+        <w:tc>
+          <w:tcPr>
+            <w:tcW w:type="dxa" w:w="1008"/>
+          </w:tcPr>
+          <w:p>
+            <w:r/>
+            <w:r>
+              <w:rPr>
+                <w:rFonts w:ascii="Calibri" w:hAnsi="Calibri"/>
+                <w:b w:val="0"/>
+                <w:i w:val="0"/>
+                <w:color w:val="000000"/>
+                <w:sz w:val="22"/>
+                <w:u w:val="none"/>
+              </w:rPr>
+              <w:t>11</w:t>
+            </w:r>
+          </w:p>
+        </w:tc>
+        <w:tc>
+          <w:tcPr>
+            <w:tcW w:type="dxa" w:w="2880"/>
+          </w:tcPr>
+          <w:p>
+            <w:r/>
+            <w:r>
+              <w:rPr>
+                <w:rFonts w:ascii="Calibri" w:hAnsi="Calibri"/>
+                <w:b w:val="0"/>
+                <w:i w:val="0"/>
+                <w:color w:val="000000"/>
+                <w:sz w:val="22"/>
+                <w:u w:val="none"/>
+              </w:rPr>
+              <w:t>Single and Double Replacement Reactions (Day 3 of 3)</w:t>
+            </w:r>
+          </w:p>
+        </w:tc>
+        <w:tc>
+          <w:tcPr>
+            <w:tcW w:type="dxa" w:w="864"/>
+          </w:tcPr>
+          <w:p>
+            <w:r/>
+            <w:r>
+              <w:rPr>
+                <w:rFonts w:ascii="Calibri" w:hAnsi="Calibri"/>
+                <w:b w:val="0"/>
+                <w:i w:val="0"/>
+                <w:color w:val="000000"/>
+                <w:sz w:val="22"/>
+                <w:u w:val="none"/>
+              </w:rPr>
+              <w:t>1</w:t>
+            </w:r>
+          </w:p>
+        </w:tc>
+        <w:tc>
+          <w:tcPr>
+            <w:tcW w:type="dxa" w:w="5040"/>
+          </w:tcPr>
+          <w:p>
+            <w:r/>
+            <w:r>
+              <w:rPr>
+                <w:rFonts w:ascii="Calibri" w:hAnsi="Calibri"/>
+                <w:b w:val="0"/>
+                <w:i w:val="0"/>
+                <w:color w:val="000000"/>
+                <w:sz w:val="22"/>
+                <w:u w:val="none"/>
+              </w:rPr>
+              <w:t>At the end of 42 minutes I can evaluate and explain my understanding to classify reactions as single or double replaceme...</w:t>
+            </w:r>
+          </w:p>
+        </w:tc>
+      </w:tr>
+      <w:tr>
+        <w:tc>
+          <w:tcPr>
+            <w:tcW w:type="dxa" w:w="1008"/>
+            <w:shd w:fill="F2F2F2" w:val="clear"/>
+          </w:tcPr>
+          <w:p>
+            <w:r/>
+            <w:r>
+              <w:rPr>
+                <w:rFonts w:ascii="Calibri" w:hAnsi="Calibri"/>
+                <w:b w:val="0"/>
+                <w:i w:val="0"/>
+                <w:color w:val="000000"/>
+                <w:sz w:val="22"/>
+                <w:u w:val="none"/>
+              </w:rPr>
+              <w:t>12</w:t>
+            </w:r>
+          </w:p>
+        </w:tc>
+        <w:tc>
+          <w:tcPr>
+            <w:tcW w:type="dxa" w:w="2880"/>
+            <w:shd w:fill="F2F2F2" w:val="clear"/>
+          </w:tcPr>
+          <w:p>
+            <w:r/>
+            <w:r>
+              <w:rPr>
+                <w:rFonts w:ascii="Calibri" w:hAnsi="Calibri"/>
+                <w:b w:val="0"/>
+                <w:i w:val="0"/>
+                <w:color w:val="000000"/>
+                <w:sz w:val="22"/>
+                <w:u w:val="none"/>
+              </w:rPr>
+              <w:t>Mole Ratios and Introduction to Stoichiometry (Day 1 of 2)</w:t>
+            </w:r>
+          </w:p>
+        </w:tc>
+        <w:tc>
+          <w:tcPr>
+            <w:tcW w:type="dxa" w:w="864"/>
+            <w:shd w:fill="F2F2F2" w:val="clear"/>
+          </w:tcPr>
+          <w:p>
+            <w:r/>
+            <w:r>
+              <w:rPr>
+                <w:rFonts w:ascii="Calibri" w:hAnsi="Calibri"/>
+                <w:b w:val="0"/>
+                <w:i w:val="0"/>
+                <w:color w:val="000000"/>
+                <w:sz w:val="22"/>
+                <w:u w:val="none"/>
+              </w:rPr>
+              <w:t>1</w:t>
+            </w:r>
+          </w:p>
+        </w:tc>
+        <w:tc>
+          <w:tcPr>
+            <w:tcW w:type="dxa" w:w="5040"/>
+            <w:shd w:fill="F2F2F2" w:val="clear"/>
+          </w:tcPr>
+          <w:p>
+            <w:r/>
+            <w:r>
+              <w:rPr>
+                <w:rFonts w:ascii="Calibri" w:hAnsi="Calibri"/>
+                <w:b w:val="0"/>
+                <w:i w:val="0"/>
+                <w:color w:val="000000"/>
+                <w:sz w:val="22"/>
+                <w:u w:val="none"/>
+              </w:rPr>
+              <w:t>At the end of 42 minutes I can define and identify key concepts related to: interpret the coefficients in a balanced equ...</w:t>
+            </w:r>
+          </w:p>
+        </w:tc>
+      </w:tr>
+      <w:tr>
+        <w:tc>
+          <w:tcPr>
+            <w:tcW w:type="dxa" w:w="1008"/>
+          </w:tcPr>
+          <w:p>
+            <w:r/>
+            <w:r>
+              <w:rPr>
+                <w:rFonts w:ascii="Calibri" w:hAnsi="Calibri"/>
+                <w:b w:val="0"/>
+                <w:i w:val="0"/>
+                <w:color w:val="000000"/>
+                <w:sz w:val="22"/>
+                <w:u w:val="none"/>
+              </w:rPr>
+              <w:t>13</w:t>
+            </w:r>
+          </w:p>
+        </w:tc>
+        <w:tc>
+          <w:tcPr>
+            <w:tcW w:type="dxa" w:w="2880"/>
+          </w:tcPr>
+          <w:p>
+            <w:r/>
+            <w:r>
+              <w:rPr>
+                <w:rFonts w:ascii="Calibri" w:hAnsi="Calibri"/>
+                <w:b w:val="0"/>
+                <w:i w:val="0"/>
+                <w:color w:val="000000"/>
+                <w:sz w:val="22"/>
+                <w:u w:val="none"/>
+              </w:rPr>
+              <w:t>Mole Ratios and Introduction to Stoichiometry (Day 2 of 2)</w:t>
+            </w:r>
+          </w:p>
+        </w:tc>
+        <w:tc>
+          <w:tcPr>
+            <w:tcW w:type="dxa" w:w="864"/>
+          </w:tcPr>
+          <w:p>
+            <w:r/>
+            <w:r>
+              <w:rPr>
+                <w:rFonts w:ascii="Calibri" w:hAnsi="Calibri"/>
+                <w:b w:val="0"/>
+                <w:i w:val="0"/>
+                <w:color w:val="000000"/>
+                <w:sz w:val="22"/>
+                <w:u w:val="none"/>
+              </w:rPr>
+              <w:t>1</w:t>
+            </w:r>
+          </w:p>
+        </w:tc>
+        <w:tc>
+          <w:tcPr>
+            <w:tcW w:type="dxa" w:w="5040"/>
+          </w:tcPr>
+          <w:p>
+            <w:r/>
+            <w:r>
+              <w:rPr>
+                <w:rFonts w:ascii="Calibri" w:hAnsi="Calibri"/>
+                <w:b w:val="0"/>
+                <w:i w:val="0"/>
+                <w:color w:val="000000"/>
+                <w:sz w:val="22"/>
+                <w:u w:val="none"/>
+              </w:rPr>
+              <w:t>At the end of 42 minutes I can apply and analyze my understanding to interpret the coefficients in a balanced equation a...</w:t>
+            </w:r>
+          </w:p>
+        </w:tc>
+      </w:tr>
+      <w:tr>
+        <w:tc>
+          <w:tcPr>
+            <w:tcW w:type="dxa" w:w="1008"/>
+            <w:shd w:fill="F2F2F2" w:val="clear"/>
+          </w:tcPr>
+          <w:p>
+            <w:r/>
+            <w:r>
+              <w:rPr>
+                <w:rFonts w:ascii="Calibri" w:hAnsi="Calibri"/>
+                <w:b w:val="0"/>
+                <w:i w:val="0"/>
+                <w:color w:val="000000"/>
+                <w:sz w:val="22"/>
+                <w:u w:val="none"/>
+              </w:rPr>
+              <w:t>14</w:t>
+            </w:r>
+          </w:p>
+        </w:tc>
+        <w:tc>
+          <w:tcPr>
+            <w:tcW w:type="dxa" w:w="2880"/>
+            <w:shd w:fill="F2F2F2" w:val="clear"/>
+          </w:tcPr>
+          <w:p>
+            <w:r/>
+            <w:r>
+              <w:rPr>
+                <w:rFonts w:ascii="Calibri" w:hAnsi="Calibri"/>
+                <w:b w:val="0"/>
+                <w:i w:val="0"/>
+                <w:color w:val="000000"/>
+                <w:sz w:val="22"/>
+                <w:u w:val="none"/>
+              </w:rPr>
+              <w:t>Mass-to-Mass Stoichiometry (Day 1 of 3)</w:t>
+            </w:r>
+          </w:p>
+        </w:tc>
+        <w:tc>
+          <w:tcPr>
+            <w:tcW w:type="dxa" w:w="864"/>
+            <w:shd w:fill="F2F2F2" w:val="clear"/>
+          </w:tcPr>
+          <w:p>
+            <w:r/>
+            <w:r>
+              <w:rPr>
+                <w:rFonts w:ascii="Calibri" w:hAnsi="Calibri"/>
+                <w:b w:val="0"/>
+                <w:i w:val="0"/>
+                <w:color w:val="000000"/>
+                <w:sz w:val="22"/>
+                <w:u w:val="none"/>
+              </w:rPr>
+              <w:t>1</w:t>
+            </w:r>
+          </w:p>
+        </w:tc>
+        <w:tc>
+          <w:tcPr>
+            <w:tcW w:type="dxa" w:w="5040"/>
+            <w:shd w:fill="F2F2F2" w:val="clear"/>
+          </w:tcPr>
+          <w:p>
+            <w:r/>
+            <w:r>
+              <w:rPr>
+                <w:rFonts w:ascii="Calibri" w:hAnsi="Calibri"/>
+                <w:b w:val="0"/>
+                <w:i w:val="0"/>
+                <w:color w:val="000000"/>
+                <w:sz w:val="22"/>
+                <w:u w:val="none"/>
+              </w:rPr>
+              <w:t>At the end of 42 minutes I can define and describe key concepts related to: perform mass-to-mass stoichiometric calculat...</w:t>
+            </w:r>
+          </w:p>
+        </w:tc>
+      </w:tr>
+      <w:tr>
+        <w:tc>
+          <w:tcPr>
+            <w:tcW w:type="dxa" w:w="1008"/>
+          </w:tcPr>
+          <w:p>
+            <w:r/>
+            <w:r>
+              <w:rPr>
+                <w:rFonts w:ascii="Calibri" w:hAnsi="Calibri"/>
+                <w:b w:val="0"/>
+                <w:i w:val="0"/>
+                <w:color w:val="000000"/>
+                <w:sz w:val="22"/>
+                <w:u w:val="none"/>
+              </w:rPr>
+              <w:t>15</w:t>
+            </w:r>
+          </w:p>
+        </w:tc>
+        <w:tc>
+          <w:tcPr>
+            <w:tcW w:type="dxa" w:w="2880"/>
+          </w:tcPr>
+          <w:p>
+            <w:r/>
+            <w:r>
+              <w:rPr>
+                <w:rFonts w:ascii="Calibri" w:hAnsi="Calibri"/>
+                <w:b w:val="0"/>
+                <w:i w:val="0"/>
+                <w:color w:val="000000"/>
+                <w:sz w:val="22"/>
+                <w:u w:val="none"/>
+              </w:rPr>
+              <w:t>Mass-to-Mass Stoichiometry (Day 2 of 3)</w:t>
+            </w:r>
+          </w:p>
+        </w:tc>
+        <w:tc>
+          <w:tcPr>
+            <w:tcW w:type="dxa" w:w="864"/>
+          </w:tcPr>
+          <w:p>
+            <w:r/>
+            <w:r>
+              <w:rPr>
+                <w:rFonts w:ascii="Calibri" w:hAnsi="Calibri"/>
+                <w:b w:val="0"/>
+                <w:i w:val="0"/>
+                <w:color w:val="000000"/>
+                <w:sz w:val="22"/>
+                <w:u w:val="none"/>
+              </w:rPr>
+              <w:t>1</w:t>
+            </w:r>
+          </w:p>
+        </w:tc>
+        <w:tc>
+          <w:tcPr>
+            <w:tcW w:type="dxa" w:w="5040"/>
+          </w:tcPr>
+          <w:p>
+            <w:r/>
+            <w:r>
+              <w:rPr>
+                <w:rFonts w:ascii="Calibri" w:hAnsi="Calibri"/>
+                <w:b w:val="0"/>
+                <w:i w:val="0"/>
+                <w:color w:val="000000"/>
+                <w:sz w:val="22"/>
+                <w:u w:val="none"/>
+              </w:rPr>
+              <w:t>At the end of 42 minutes I can apply and compare concepts and perform mass-to-mass stoichiometric calculations by conver...</w:t>
+            </w:r>
+          </w:p>
+        </w:tc>
+      </w:tr>
+      <w:tr>
+        <w:tc>
+          <w:tcPr>
+            <w:tcW w:type="dxa" w:w="1008"/>
+            <w:shd w:fill="F2F2F2" w:val="clear"/>
+          </w:tcPr>
+          <w:p>
+            <w:r/>
+            <w:r>
+              <w:rPr>
+                <w:rFonts w:ascii="Calibri" w:hAnsi="Calibri"/>
+                <w:b w:val="0"/>
+                <w:i w:val="0"/>
+                <w:color w:val="000000"/>
+                <w:sz w:val="22"/>
+                <w:u w:val="none"/>
+              </w:rPr>
+              <w:t>16</w:t>
+            </w:r>
+          </w:p>
+        </w:tc>
+        <w:tc>
+          <w:tcPr>
+            <w:tcW w:type="dxa" w:w="2880"/>
+            <w:shd w:fill="F2F2F2" w:val="clear"/>
+          </w:tcPr>
+          <w:p>
+            <w:r/>
+            <w:r>
+              <w:rPr>
+                <w:rFonts w:ascii="Calibri" w:hAnsi="Calibri"/>
+                <w:b w:val="0"/>
+                <w:i w:val="0"/>
+                <w:color w:val="000000"/>
+                <w:sz w:val="22"/>
+                <w:u w:val="none"/>
+              </w:rPr>
+              <w:t>Mass-to-Mass Stoichiometry (Day 3 of 3)</w:t>
+            </w:r>
+          </w:p>
+        </w:tc>
+        <w:tc>
+          <w:tcPr>
+            <w:tcW w:type="dxa" w:w="864"/>
+            <w:shd w:fill="F2F2F2" w:val="clear"/>
+          </w:tcPr>
+          <w:p>
+            <w:r/>
+            <w:r>
+              <w:rPr>
+                <w:rFonts w:ascii="Calibri" w:hAnsi="Calibri"/>
+                <w:b w:val="0"/>
+                <w:i w:val="0"/>
+                <w:color w:val="000000"/>
+                <w:sz w:val="22"/>
+                <w:u w:val="none"/>
+              </w:rPr>
+              <w:t>1</w:t>
+            </w:r>
+          </w:p>
+        </w:tc>
+        <w:tc>
+          <w:tcPr>
+            <w:tcW w:type="dxa" w:w="5040"/>
+            <w:shd w:fill="F2F2F2" w:val="clear"/>
+          </w:tcPr>
+          <w:p>
+            <w:r/>
+            <w:r>
+              <w:rPr>
+                <w:rFonts w:ascii="Calibri" w:hAnsi="Calibri"/>
+                <w:b w:val="0"/>
+                <w:i w:val="0"/>
+                <w:color w:val="000000"/>
+                <w:sz w:val="22"/>
+                <w:u w:val="none"/>
+              </w:rPr>
+              <w:t>At the end of 42 minutes I can evaluate and explain my understanding to perform mass-to-mass stoichiometric calculations...</w:t>
+            </w:r>
+          </w:p>
+        </w:tc>
+      </w:tr>
+      <w:tr>
+        <w:tc>
+          <w:tcPr>
+            <w:tcW w:type="dxa" w:w="1008"/>
+          </w:tcPr>
+          <w:p>
+            <w:r/>
+            <w:r>
+              <w:rPr>
+                <w:rFonts w:ascii="Calibri" w:hAnsi="Calibri"/>
+                <w:b w:val="0"/>
+                <w:i w:val="0"/>
+                <w:color w:val="000000"/>
+                <w:sz w:val="22"/>
+                <w:u w:val="none"/>
+              </w:rPr>
+              <w:t>17</w:t>
+            </w:r>
+          </w:p>
+        </w:tc>
+        <w:tc>
+          <w:tcPr>
+            <w:tcW w:type="dxa" w:w="2880"/>
+          </w:tcPr>
+          <w:p>
+            <w:r/>
+            <w:r>
+              <w:rPr>
+                <w:rFonts w:ascii="Calibri" w:hAnsi="Calibri"/>
+                <w:b w:val="0"/>
+                <w:i w:val="0"/>
+                <w:color w:val="000000"/>
+                <w:sz w:val="22"/>
+                <w:u w:val="none"/>
+              </w:rPr>
+              <w:t>Limiting Reagent and Excess Reagent (Day 1 of 3)</w:t>
+            </w:r>
+          </w:p>
+        </w:tc>
+        <w:tc>
+          <w:tcPr>
+            <w:tcW w:type="dxa" w:w="864"/>
+          </w:tcPr>
+          <w:p>
+            <w:r/>
+            <w:r>
+              <w:rPr>
+                <w:rFonts w:ascii="Calibri" w:hAnsi="Calibri"/>
+                <w:b w:val="0"/>
+                <w:i w:val="0"/>
+                <w:color w:val="000000"/>
+                <w:sz w:val="22"/>
+                <w:u w:val="none"/>
+              </w:rPr>
+              <w:t>1</w:t>
+            </w:r>
+          </w:p>
+        </w:tc>
+        <w:tc>
+          <w:tcPr>
+            <w:tcW w:type="dxa" w:w="5040"/>
+          </w:tcPr>
+          <w:p>
+            <w:r/>
+            <w:r>
+              <w:rPr>
+                <w:rFonts w:ascii="Calibri" w:hAnsi="Calibri"/>
+                <w:b w:val="0"/>
+                <w:i w:val="0"/>
+                <w:color w:val="000000"/>
+                <w:sz w:val="22"/>
+                <w:u w:val="none"/>
+              </w:rPr>
+              <w:t>At the end of 42 minutes I can define and describe key concepts related to: identify the limiting reagent in a chemical ...</w:t>
+            </w:r>
+          </w:p>
+        </w:tc>
+      </w:tr>
+      <w:tr>
+        <w:tc>
+          <w:tcPr>
+            <w:tcW w:type="dxa" w:w="1008"/>
+            <w:shd w:fill="F2F2F2" w:val="clear"/>
+          </w:tcPr>
+          <w:p>
+            <w:r/>
+            <w:r>
+              <w:rPr>
+                <w:rFonts w:ascii="Calibri" w:hAnsi="Calibri"/>
+                <w:b w:val="0"/>
+                <w:i w:val="0"/>
+                <w:color w:val="000000"/>
+                <w:sz w:val="22"/>
+                <w:u w:val="none"/>
+              </w:rPr>
+              <w:t>18</w:t>
+            </w:r>
+          </w:p>
+        </w:tc>
+        <w:tc>
+          <w:tcPr>
+            <w:tcW w:type="dxa" w:w="2880"/>
+            <w:shd w:fill="F2F2F2" w:val="clear"/>
+          </w:tcPr>
+          <w:p>
+            <w:r/>
+            <w:r>
+              <w:rPr>
+                <w:rFonts w:ascii="Calibri" w:hAnsi="Calibri"/>
+                <w:b w:val="0"/>
+                <w:i w:val="0"/>
+                <w:color w:val="000000"/>
+                <w:sz w:val="22"/>
+                <w:u w:val="none"/>
+              </w:rPr>
+              <w:t>Limiting Reagent and Excess Reagent (Day 2 of 3)</w:t>
+            </w:r>
+          </w:p>
+        </w:tc>
+        <w:tc>
+          <w:tcPr>
+            <w:tcW w:type="dxa" w:w="864"/>
+            <w:shd w:fill="F2F2F2" w:val="clear"/>
+          </w:tcPr>
+          <w:p>
+            <w:r/>
+            <w:r>
+              <w:rPr>
+                <w:rFonts w:ascii="Calibri" w:hAnsi="Calibri"/>
+                <w:b w:val="0"/>
+                <w:i w:val="0"/>
+                <w:color w:val="000000"/>
+                <w:sz w:val="22"/>
+                <w:u w:val="none"/>
+              </w:rPr>
+              <w:t>1</w:t>
+            </w:r>
+          </w:p>
+        </w:tc>
+        <w:tc>
+          <w:tcPr>
+            <w:tcW w:type="dxa" w:w="5040"/>
+            <w:shd w:fill="F2F2F2" w:val="clear"/>
+          </w:tcPr>
+          <w:p>
+            <w:r/>
+            <w:r>
+              <w:rPr>
+                <w:rFonts w:ascii="Calibri" w:hAnsi="Calibri"/>
+                <w:b w:val="0"/>
+                <w:i w:val="0"/>
+                <w:color w:val="000000"/>
+                <w:sz w:val="22"/>
+                <w:u w:val="none"/>
+              </w:rPr>
+              <w:t>At the end of 42 minutes I can apply and compare concepts and identify the limiting reagent in a chemical reaction and c...</w:t>
+            </w:r>
+          </w:p>
+        </w:tc>
+      </w:tr>
+      <w:tr>
+        <w:tc>
+          <w:tcPr>
+            <w:tcW w:type="dxa" w:w="1008"/>
+          </w:tcPr>
+          <w:p>
+            <w:r/>
+            <w:r>
+              <w:rPr>
+                <w:rFonts w:ascii="Calibri" w:hAnsi="Calibri"/>
+                <w:b w:val="0"/>
+                <w:i w:val="0"/>
+                <w:color w:val="000000"/>
+                <w:sz w:val="22"/>
+                <w:u w:val="none"/>
+              </w:rPr>
+              <w:t>19</w:t>
+            </w:r>
+          </w:p>
+        </w:tc>
+        <w:tc>
+          <w:tcPr>
+            <w:tcW w:type="dxa" w:w="2880"/>
+          </w:tcPr>
+          <w:p>
+            <w:r/>
+            <w:r>
+              <w:rPr>
+                <w:rFonts w:ascii="Calibri" w:hAnsi="Calibri"/>
+                <w:b w:val="0"/>
+                <w:i w:val="0"/>
+                <w:color w:val="000000"/>
+                <w:sz w:val="22"/>
+                <w:u w:val="none"/>
+              </w:rPr>
+              <w:t>Limiting Reagent and Excess Reagent (Day 3 of 3)</w:t>
+            </w:r>
+          </w:p>
+        </w:tc>
+        <w:tc>
+          <w:tcPr>
+            <w:tcW w:type="dxa" w:w="864"/>
+          </w:tcPr>
+          <w:p>
+            <w:r/>
+            <w:r>
+              <w:rPr>
+                <w:rFonts w:ascii="Calibri" w:hAnsi="Calibri"/>
+                <w:b w:val="0"/>
+                <w:i w:val="0"/>
+                <w:color w:val="000000"/>
+                <w:sz w:val="22"/>
+                <w:u w:val="none"/>
+              </w:rPr>
+              <w:t>1</w:t>
+            </w:r>
+          </w:p>
+        </w:tc>
+        <w:tc>
+          <w:tcPr>
+            <w:tcW w:type="dxa" w:w="5040"/>
+          </w:tcPr>
+          <w:p>
+            <w:r/>
+            <w:r>
+              <w:rPr>
+                <w:rFonts w:ascii="Calibri" w:hAnsi="Calibri"/>
+                <w:b w:val="0"/>
+                <w:i w:val="0"/>
+                <w:color w:val="000000"/>
+                <w:sz w:val="22"/>
+                <w:u w:val="none"/>
+              </w:rPr>
+              <w:t>At the end of 42 minutes I can evaluate and explain my understanding to identify the limiting reagent in a chemical reac...</w:t>
+            </w:r>
+          </w:p>
+        </w:tc>
+      </w:tr>
+      <w:tr>
+        <w:tc>
+          <w:tcPr>
+            <w:tcW w:type="dxa" w:w="1008"/>
+            <w:shd w:fill="F2F2F2" w:val="clear"/>
+          </w:tcPr>
+          <w:p>
+            <w:r/>
+            <w:r>
+              <w:rPr>
+                <w:rFonts w:ascii="Calibri" w:hAnsi="Calibri"/>
+                <w:b w:val="0"/>
+                <w:i w:val="0"/>
+                <w:color w:val="000000"/>
+                <w:sz w:val="22"/>
+                <w:u w:val="none"/>
+              </w:rPr>
+              <w:t>20</w:t>
+            </w:r>
+          </w:p>
+        </w:tc>
+        <w:tc>
+          <w:tcPr>
+            <w:tcW w:type="dxa" w:w="2880"/>
+            <w:shd w:fill="F2F2F2" w:val="clear"/>
+          </w:tcPr>
+          <w:p>
+            <w:r/>
+            <w:r>
+              <w:rPr>
+                <w:rFonts w:ascii="Calibri" w:hAnsi="Calibri"/>
+                <w:b w:val="0"/>
+                <w:i w:val="0"/>
+                <w:color w:val="000000"/>
+                <w:sz w:val="22"/>
+                <w:u w:val="none"/>
+              </w:rPr>
+              <w:t>Percent Yield (Day 1 of 2)</w:t>
+            </w:r>
+          </w:p>
+        </w:tc>
+        <w:tc>
+          <w:tcPr>
+            <w:tcW w:type="dxa" w:w="864"/>
+            <w:shd w:fill="F2F2F2" w:val="clear"/>
+          </w:tcPr>
+          <w:p>
+            <w:r/>
+            <w:r>
+              <w:rPr>
+                <w:rFonts w:ascii="Calibri" w:hAnsi="Calibri"/>
+                <w:b w:val="0"/>
+                <w:i w:val="0"/>
+                <w:color w:val="000000"/>
+                <w:sz w:val="22"/>
+                <w:u w:val="none"/>
+              </w:rPr>
+              <w:t>1</w:t>
+            </w:r>
+          </w:p>
+        </w:tc>
+        <w:tc>
+          <w:tcPr>
+            <w:tcW w:type="dxa" w:w="5040"/>
+            <w:shd w:fill="F2F2F2" w:val="clear"/>
+          </w:tcPr>
+          <w:p>
+            <w:r/>
+            <w:r>
+              <w:rPr>
+                <w:rFonts w:ascii="Calibri" w:hAnsi="Calibri"/>
+                <w:b w:val="0"/>
+                <w:i w:val="0"/>
+                <w:color w:val="000000"/>
+                <w:sz w:val="22"/>
+                <w:u w:val="none"/>
+              </w:rPr>
+              <w:t>At the end of 42 minutes I can define and identify key concepts related to: calculate the theoretical yield, actual yiel...</w:t>
+            </w:r>
+          </w:p>
+        </w:tc>
+      </w:tr>
+      <w:tr>
+        <w:tc>
+          <w:tcPr>
+            <w:tcW w:type="dxa" w:w="1008"/>
+          </w:tcPr>
+          <w:p>
+            <w:r/>
+            <w:r>
+              <w:rPr>
+                <w:rFonts w:ascii="Calibri" w:hAnsi="Calibri"/>
+                <w:b w:val="0"/>
+                <w:i w:val="0"/>
+                <w:color w:val="000000"/>
+                <w:sz w:val="22"/>
+                <w:u w:val="none"/>
+              </w:rPr>
+              <w:t>21</w:t>
+            </w:r>
+          </w:p>
+        </w:tc>
+        <w:tc>
+          <w:tcPr>
+            <w:tcW w:type="dxa" w:w="2880"/>
+          </w:tcPr>
+          <w:p>
+            <w:r/>
+            <w:r>
+              <w:rPr>
+                <w:rFonts w:ascii="Calibri" w:hAnsi="Calibri"/>
+                <w:b w:val="0"/>
+                <w:i w:val="0"/>
+                <w:color w:val="000000"/>
+                <w:sz w:val="22"/>
+                <w:u w:val="none"/>
+              </w:rPr>
+              <w:t>Percent Yield (Day 2 of 2)</w:t>
+            </w:r>
+          </w:p>
+        </w:tc>
+        <w:tc>
+          <w:tcPr>
+            <w:tcW w:type="dxa" w:w="864"/>
+          </w:tcPr>
+          <w:p>
+            <w:r/>
+            <w:r>
+              <w:rPr>
+                <w:rFonts w:ascii="Calibri" w:hAnsi="Calibri"/>
+                <w:b w:val="0"/>
+                <w:i w:val="0"/>
+                <w:color w:val="000000"/>
+                <w:sz w:val="22"/>
+                <w:u w:val="none"/>
+              </w:rPr>
+              <w:t>1</w:t>
+            </w:r>
+          </w:p>
+        </w:tc>
+        <w:tc>
+          <w:tcPr>
+            <w:tcW w:type="dxa" w:w="5040"/>
+          </w:tcPr>
+          <w:p>
+            <w:r/>
+            <w:r>
+              <w:rPr>
+                <w:rFonts w:ascii="Calibri" w:hAnsi="Calibri"/>
+                <w:b w:val="0"/>
+                <w:i w:val="0"/>
+                <w:color w:val="000000"/>
+                <w:sz w:val="22"/>
+                <w:u w:val="none"/>
+              </w:rPr>
+              <w:t>At the end of 42 minutes I can apply and analyze my understanding to calculate the theoretical yield, actual yield, and ...</w:t>
+            </w:r>
+          </w:p>
+        </w:tc>
+      </w:tr>
+      <w:tr>
+        <w:tc>
+          <w:tcPr>
+            <w:tcW w:type="dxa" w:w="1008"/>
+            <w:shd w:fill="F2F2F2" w:val="clear"/>
+          </w:tcPr>
+          <w:p>
+            <w:r/>
+            <w:r>
+              <w:rPr>
+                <w:rFonts w:ascii="Calibri" w:hAnsi="Calibri"/>
+                <w:b w:val="0"/>
+                <w:i w:val="0"/>
+                <w:color w:val="000000"/>
+                <w:sz w:val="22"/>
+                <w:u w:val="none"/>
+              </w:rPr>
+              <w:t>22</w:t>
+            </w:r>
+          </w:p>
+        </w:tc>
+        <w:tc>
+          <w:tcPr>
+            <w:tcW w:type="dxa" w:w="2880"/>
+            <w:shd w:fill="F2F2F2" w:val="clear"/>
+          </w:tcPr>
+          <w:p>
+            <w:r/>
+            <w:r>
+              <w:rPr>
+                <w:rFonts w:ascii="Calibri" w:hAnsi="Calibri"/>
+                <w:b w:val="0"/>
+                <w:i w:val="0"/>
+                <w:color w:val="000000"/>
+                <w:sz w:val="22"/>
+                <w:u w:val="none"/>
+              </w:rPr>
+              <w:t>Gas Stoichiometry Introduction (Day 1 of 2)</w:t>
+            </w:r>
+          </w:p>
+        </w:tc>
+        <w:tc>
+          <w:tcPr>
+            <w:tcW w:type="dxa" w:w="864"/>
+            <w:shd w:fill="F2F2F2" w:val="clear"/>
+          </w:tcPr>
+          <w:p>
+            <w:r/>
+            <w:r>
+              <w:rPr>
+                <w:rFonts w:ascii="Calibri" w:hAnsi="Calibri"/>
+                <w:b w:val="0"/>
+                <w:i w:val="0"/>
+                <w:color w:val="000000"/>
+                <w:sz w:val="22"/>
+                <w:u w:val="none"/>
+              </w:rPr>
+              <w:t>1</w:t>
+            </w:r>
+          </w:p>
+        </w:tc>
+        <w:tc>
+          <w:tcPr>
+            <w:tcW w:type="dxa" w:w="5040"/>
+            <w:shd w:fill="F2F2F2" w:val="clear"/>
+          </w:tcPr>
+          <w:p>
+            <w:r/>
+            <w:r>
+              <w:rPr>
+                <w:rFonts w:ascii="Calibri" w:hAnsi="Calibri"/>
+                <w:b w:val="0"/>
+                <w:i w:val="0"/>
+                <w:color w:val="000000"/>
+                <w:sz w:val="22"/>
+                <w:u w:val="none"/>
+              </w:rPr>
+              <w:t>At the end of 42 minutes I can define and identify key concepts related to: use the molar volume of a gas at STP (22.4 L...</w:t>
+            </w:r>
+          </w:p>
+        </w:tc>
+      </w:tr>
+      <w:tr>
+        <w:tc>
+          <w:tcPr>
+            <w:tcW w:type="dxa" w:w="1008"/>
+          </w:tcPr>
+          <w:p>
+            <w:r/>
+            <w:r>
+              <w:rPr>
+                <w:rFonts w:ascii="Calibri" w:hAnsi="Calibri"/>
+                <w:b w:val="0"/>
+                <w:i w:val="0"/>
+                <w:color w:val="000000"/>
+                <w:sz w:val="22"/>
+                <w:u w:val="none"/>
+              </w:rPr>
+              <w:t>23</w:t>
+            </w:r>
+          </w:p>
+        </w:tc>
+        <w:tc>
+          <w:tcPr>
+            <w:tcW w:type="dxa" w:w="2880"/>
+          </w:tcPr>
+          <w:p>
+            <w:r/>
+            <w:r>
+              <w:rPr>
+                <w:rFonts w:ascii="Calibri" w:hAnsi="Calibri"/>
+                <w:b w:val="0"/>
+                <w:i w:val="0"/>
+                <w:color w:val="000000"/>
+                <w:sz w:val="22"/>
+                <w:u w:val="none"/>
+              </w:rPr>
+              <w:t>Gas Stoichiometry Introduction (Day 2 of 2)</w:t>
+            </w:r>
+          </w:p>
+        </w:tc>
+        <w:tc>
+          <w:tcPr>
+            <w:tcW w:type="dxa" w:w="864"/>
+          </w:tcPr>
+          <w:p>
+            <w:r/>
+            <w:r>
+              <w:rPr>
+                <w:rFonts w:ascii="Calibri" w:hAnsi="Calibri"/>
+                <w:b w:val="0"/>
+                <w:i w:val="0"/>
+                <w:color w:val="000000"/>
+                <w:sz w:val="22"/>
+                <w:u w:val="none"/>
+              </w:rPr>
+              <w:t>1</w:t>
+            </w:r>
+          </w:p>
+        </w:tc>
+        <w:tc>
+          <w:tcPr>
+            <w:tcW w:type="dxa" w:w="5040"/>
+          </w:tcPr>
+          <w:p>
+            <w:r/>
+            <w:r>
+              <w:rPr>
+                <w:rFonts w:ascii="Calibri" w:hAnsi="Calibri"/>
+                <w:b w:val="0"/>
+                <w:i w:val="0"/>
+                <w:color w:val="000000"/>
+                <w:sz w:val="22"/>
+                <w:u w:val="none"/>
+              </w:rPr>
+              <w:t>At the end of 42 minutes I can apply and analyze my understanding to use the molar volume of a gas at STP (22.4 L/mol) t...</w:t>
+            </w:r>
+          </w:p>
+        </w:tc>
+      </w:tr>
+      <w:tr>
+        <w:tc>
+          <w:tcPr>
+            <w:tcW w:type="dxa" w:w="1008"/>
+            <w:shd w:fill="F2F2F2" w:val="clear"/>
+          </w:tcPr>
+          <w:p>
+            <w:r/>
+            <w:r>
+              <w:rPr>
+                <w:rFonts w:ascii="Calibri" w:hAnsi="Calibri"/>
+                <w:b w:val="0"/>
+                <w:i w:val="0"/>
+                <w:color w:val="000000"/>
+                <w:sz w:val="22"/>
+                <w:u w:val="none"/>
+              </w:rPr>
+              <w:t>24</w:t>
+            </w:r>
+          </w:p>
+        </w:tc>
+        <w:tc>
+          <w:tcPr>
+            <w:tcW w:type="dxa" w:w="2880"/>
+            <w:shd w:fill="F2F2F2" w:val="clear"/>
+          </w:tcPr>
+          <w:p>
+            <w:r/>
+            <w:r>
+              <w:rPr>
+                <w:rFonts w:ascii="Calibri" w:hAnsi="Calibri"/>
+                <w:b w:val="0"/>
+                <w:i w:val="0"/>
+                <w:color w:val="000000"/>
+                <w:sz w:val="22"/>
+                <w:u w:val="none"/>
+              </w:rPr>
+              <w:t>Stoichiometry Unit Review and Regents Exam Preparation (Day 1 of 2)</w:t>
+            </w:r>
+          </w:p>
+        </w:tc>
+        <w:tc>
+          <w:tcPr>
+            <w:tcW w:type="dxa" w:w="864"/>
+            <w:shd w:fill="F2F2F2" w:val="clear"/>
+          </w:tcPr>
+          <w:p>
+            <w:r/>
+            <w:r>
+              <w:rPr>
+                <w:rFonts w:ascii="Calibri" w:hAnsi="Calibri"/>
+                <w:b w:val="0"/>
+                <w:i w:val="0"/>
+                <w:color w:val="000000"/>
+                <w:sz w:val="22"/>
+                <w:u w:val="none"/>
+              </w:rPr>
+              <w:t>1</w:t>
+            </w:r>
+          </w:p>
+        </w:tc>
+        <w:tc>
+          <w:tcPr>
+            <w:tcW w:type="dxa" w:w="5040"/>
+            <w:shd w:fill="F2F2F2" w:val="clear"/>
+          </w:tcPr>
+          <w:p>
+            <w:r/>
+            <w:r>
+              <w:rPr>
+                <w:rFonts w:ascii="Calibri" w:hAnsi="Calibri"/>
+                <w:b w:val="0"/>
+                <w:i w:val="0"/>
+                <w:color w:val="000000"/>
+                <w:sz w:val="22"/>
+                <w:u w:val="none"/>
+              </w:rPr>
+              <w:t>At the end of 42 minutes I can define and identify key concepts related to: solve multi-step stoichiometry problems and ...</w:t>
+            </w:r>
+          </w:p>
+        </w:tc>
+      </w:tr>
+      <w:tr>
+        <w:tc>
+          <w:tcPr>
+            <w:tcW w:type="dxa" w:w="1008"/>
+          </w:tcPr>
+          <w:p>
+            <w:r/>
+            <w:r>
+              <w:rPr>
+                <w:rFonts w:ascii="Calibri" w:hAnsi="Calibri"/>
+                <w:b w:val="0"/>
+                <w:i w:val="0"/>
+                <w:color w:val="000000"/>
+                <w:sz w:val="22"/>
+                <w:u w:val="none"/>
+              </w:rPr>
+              <w:t>25</w:t>
+            </w:r>
+          </w:p>
+        </w:tc>
+        <w:tc>
+          <w:tcPr>
+            <w:tcW w:type="dxa" w:w="2880"/>
+          </w:tcPr>
+          <w:p>
+            <w:r/>
+            <w:r>
+              <w:rPr>
+                <w:rFonts w:ascii="Calibri" w:hAnsi="Calibri"/>
+                <w:b w:val="0"/>
+                <w:i w:val="0"/>
+                <w:color w:val="000000"/>
+                <w:sz w:val="22"/>
+                <w:u w:val="none"/>
+              </w:rPr>
+              <w:t>Stoichiometry Unit Review and Regents Exam Preparation (Day 2 of 2)</w:t>
+            </w:r>
+          </w:p>
+        </w:tc>
+        <w:tc>
+          <w:tcPr>
+            <w:tcW w:type="dxa" w:w="864"/>
+          </w:tcPr>
+          <w:p>
+            <w:r/>
+            <w:r>
+              <w:rPr>
+                <w:rFonts w:ascii="Calibri" w:hAnsi="Calibri"/>
+                <w:b w:val="0"/>
+                <w:i w:val="0"/>
+                <w:color w:val="000000"/>
+                <w:sz w:val="22"/>
+                <w:u w:val="none"/>
+              </w:rPr>
+              <w:t>1</w:t>
+            </w:r>
+          </w:p>
+        </w:tc>
+        <w:tc>
+          <w:tcPr>
+            <w:tcW w:type="dxa" w:w="5040"/>
+          </w:tcPr>
+          <w:p>
+            <w:r/>
+            <w:r>
+              <w:rPr>
+                <w:rFonts w:ascii="Calibri" w:hAnsi="Calibri"/>
+                <w:b w:val="0"/>
+                <w:i w:val="0"/>
+                <w:color w:val="000000"/>
+                <w:sz w:val="22"/>
+                <w:u w:val="none"/>
+              </w:rPr>
+              <w:t>At the end of 42 minutes I can apply and analyze my understanding to solve multi-step stoichiometry problems and analyze...</w:t>
             </w:r>
           </w:p>
         </w:tc>
